--- a/Shakthivel_Updated_Resume.docx
+++ b/Shakthivel_Updated_Resume.docx
@@ -29,7 +29,7 @@
           <w:color w:val="1A5276"/>
           <w:sz w:val="21"/>
         </w:rPr>
-        <w:t>Software Developer | PHP / Laravel, Node.js, React.js, React Native</w:t>
+        <w:t>Software Developer | PHP/Laravel, Node.js, React.js, React Native</w:t>
       </w:r>
     </w:p>
     <w:p>
@@ -139,7 +139,7 @@
           <w:b w:val="0"/>
           <w:i w:val="0"/>
         </w:rPr>
-        <w:t>Software Developer with 5+ years of professional software development experience (Aug 2021 – Present) building enterprise, e-governance, and web and mobile applications. Backend development in PHP/Laravel and Node.js, web applications in React.js, and a React Native Android app published on Google Play. Experienced in REST API integration, MySQL database design, role-based access control, multi-level approval workflows, reporting dashboards, and MIS systems. Recent work includes Python/FastAPI services for Retrieval-Augmented Generation (RAG) and LLM integrations. Hands-on with production deployment and mobile release management, and comfortable owning a feature from database schema to API to production UI.</w:t>
+        <w:t>Software Developer with 5+ years of professional software development experience (Aug 2021 – Present) building enterprise, e-governance, and web and mobile applications. Backend development with PHP/Laravel and Node.js, web applications with React.js and JavaScript, and a React Native Android app published on Google Play as Team22-HRMS. Experienced in REST API development and integration, MySQL and MongoDB, role-based access control, queue-based background processing, multi-level approval workflows, and MIS reporting. Built Python/FastAPI services for Retrieval-Augmented Generation (RAG), LLM integration, and natural-language-to-SQL features. Hands-on with production deployment, application security hardening, and Android release management.</w:t>
       </w:r>
     </w:p>
     <w:p>
@@ -209,7 +209,7 @@
           <w:b w:val="0"/>
           <w:i w:val="0"/>
         </w:rPr>
-        <w:t>Build and deliver e-governance, enterprise, and AI-integrated applications across seven systems, working across the stack with Laravel/PHP/MySQL, Node.js, React.js, React Native, and Python/FastAPI.</w:t>
+        <w:t>Deliver e-governance, enterprise, and AI-integrated applications across seven systems using Laravel, Node.js, React.js, React Native, and FastAPI.</w:t>
       </w:r>
     </w:p>
     <w:p>
@@ -236,7 +236,7 @@
           <w:i/>
           <w:sz w:val="18"/>
         </w:rPr>
-        <w:t>Node.js, React.js, React Native, REST APIs | Google Play app: Team22-HRMS</w:t>
+        <w:t>Node.js, React.js, React Native, REST APIs, Google Play Console | Google Play app: Team22-HRMS</w:t>
       </w:r>
     </w:p>
     <w:p>
@@ -250,7 +250,7 @@
           <w:b w:val="0"/>
           <w:i w:val="0"/>
         </w:rPr>
-        <w:t>Developed the HRMS web application with React.js and Node.js, and an Android mobile application with React Native for employee and organization workflows.</w:t>
+        <w:t>Developed the full stack of a Human Resource Management System: a React.js web application and a React Native Android application backed by Node.js REST APIs.</w:t>
       </w:r>
     </w:p>
     <w:p>
@@ -264,7 +264,7 @@
           <w:b w:val="0"/>
           <w:i w:val="0"/>
         </w:rPr>
-        <w:t>Implemented employee management, organization management, role-based access control, and attendance functionality.</w:t>
+        <w:t>Built organization and employee management workflows with role-based access control, and integrated the web and mobile clients with backend APIs and database operations.</w:t>
       </w:r>
     </w:p>
     <w:p>
@@ -278,7 +278,7 @@
           <w:b w:val="0"/>
           <w:i w:val="0"/>
         </w:rPr>
-        <w:t>Worked on face authentication and geolocation-based attendance workflows.</w:t>
+        <w:t>Implemented attendance management with face authentication and geolocation-based attendance.</w:t>
       </w:r>
     </w:p>
     <w:p>
@@ -292,21 +292,7 @@
           <w:b w:val="0"/>
           <w:i w:val="0"/>
         </w:rPr>
-        <w:t>Implemented subscription management with organization-specific user limits.</w:t>
-      </w:r>
-    </w:p>
-    <w:p>
-      <w:pPr>
-        <w:pStyle w:val="ListBullet"/>
-        <w:spacing w:before="0" w:after="20"/>
-        <w:ind w:left="312" w:hanging="227"/>
-      </w:pPr>
-      <w:r>
-        <w:rPr>
-          <w:b w:val="0"/>
-          <w:i w:val="0"/>
-        </w:rPr>
-        <w:t>Integrated the web and mobile frontends with Node.js REST APIs and database operations.</w:t>
+        <w:t>Built subscription management with organization-specific user limits.</w:t>
       </w:r>
     </w:p>
     <w:p>
@@ -361,7 +347,7 @@
           <w:b w:val="0"/>
           <w:i w:val="0"/>
         </w:rPr>
-        <w:t>Architected a fund-flow management system covering budget allocation, reallocation, and withdrawal workflows.</w:t>
+        <w:t>Architected a fund-flow management system covering budget allocation, reallocation, and withdrawal workflows, with multi-stage approval chains (ROP Approval, Mother Sanction) and beneficiary payment processing.</w:t>
       </w:r>
     </w:p>
     <w:p>
@@ -389,7 +375,7 @@
           <w:b w:val="0"/>
           <w:i w:val="0"/>
         </w:rPr>
-        <w:t>Implemented multi-stage approval chains (ROP Approval, Mother Sanction) and beneficiary payment processing.</w:t>
+        <w:t>Developed role-based user management, bulk upload, and data validation, with queue-based Laravel jobs for long-running Excel and CSV imports and Supervisor workers for Linux deployment.</w:t>
       </w:r>
     </w:p>
     <w:p>
@@ -403,7 +389,21 @@
           <w:b w:val="0"/>
           <w:i w:val="0"/>
         </w:rPr>
-        <w:t>Delivered role-based user management, bulk upload, and data validation for high-volume financial workflows.</w:t>
+        <w:t>Integrated the Tally accounting system through a service layer with authentication, retry handling, validation, and API request logging.</w:t>
+      </w:r>
+    </w:p>
+    <w:p>
+      <w:pPr>
+        <w:pStyle w:val="ListBullet"/>
+        <w:spacing w:before="0" w:after="20"/>
+        <w:ind w:left="312" w:hanging="227"/>
+      </w:pPr>
+      <w:r>
+        <w:rPr>
+          <w:b w:val="0"/>
+          <w:i w:val="0"/>
+        </w:rPr>
+        <w:t>Hardened security with custom Laravel middleware (menu-level access control, single-session enforcement, session-integrity checks, SSRF protection, CSP nonces, security headers) and built an OTP-based password-reset service.</w:t>
       </w:r>
     </w:p>
     <w:p>
@@ -421,16 +421,16 @@
     </w:p>
     <w:p>
       <w:pPr>
-        <w:pStyle w:val="ListBullet"/>
-        <w:spacing w:before="0" w:after="20"/>
-        <w:ind w:left="312" w:hanging="227"/>
+        <w:keepNext/>
+        <w:spacing w:before="0" w:after="0"/>
       </w:pPr>
       <w:r>
         <w:rPr>
           <w:b w:val="0"/>
-          <w:i w:val="0"/>
+          <w:i/>
+          <w:sz w:val="18"/>
         </w:rPr>
-        <w:t>Built institution management, an institution-facing user portal, and role-based access control from the ground up.</w:t>
+        <w:t>Laravel, PHP, MySQL, Laravel Sanctum, PHPUnit</w:t>
       </w:r>
     </w:p>
     <w:p>
@@ -444,7 +444,7 @@
           <w:b w:val="0"/>
           <w:i w:val="0"/>
         </w:rPr>
-        <w:t>Developed inspection and observation workflows with full inspection-history tracking and status management.</w:t>
+        <w:t>Built institution management, an institution portal, and role-based, facility-scoped access control enforced through middleware.</w:t>
       </w:r>
     </w:p>
     <w:p>
@@ -458,7 +458,7 @@
           <w:b w:val="0"/>
           <w:i w:val="0"/>
         </w:rPr>
-        <w:t>Redesigned the inspection history view as a full-width responsive table with status badges and a sticky header, preserving pagination, search, and export.</w:t>
+        <w:t>Developed inspection and observation workflows with full inspection-history tracking and status management, plus institution-wise dashboards, admin configuration, and master-data modules.</w:t>
       </w:r>
     </w:p>
     <w:p>
@@ -472,7 +472,7 @@
           <w:b w:val="0"/>
           <w:i w:val="0"/>
         </w:rPr>
-        <w:t>Fixed a duplicate-record bug in history creation and 403 Forbidden errors on inspection attachment images by correcting storage and access-permission handling.</w:t>
+        <w:t>Built token-authenticated REST APIs (Laravel Sanctum) for mobile access, with Firebase Cloud Messaging push notifications for inspection assignments and a scheduled Artisan command for inspection reminders.</w:t>
       </w:r>
     </w:p>
     <w:p>
@@ -486,7 +486,21 @@
           <w:b w:val="0"/>
           <w:i w:val="0"/>
         </w:rPr>
-        <w:t>Delivered institution-wise dashboards, admin configuration, and master-data modules.</w:t>
+        <w:t>Wrote Artisan commands to import and reconcile district and block master data, and PHPUnit feature tests for authentication, access scoping, scoring, and notifications.</w:t>
+      </w:r>
+    </w:p>
+    <w:p>
+      <w:pPr>
+        <w:pStyle w:val="ListBullet"/>
+        <w:spacing w:before="0" w:after="20"/>
+        <w:ind w:left="312" w:hanging="227"/>
+      </w:pPr>
+      <w:r>
+        <w:rPr>
+          <w:b w:val="0"/>
+          <w:i w:val="0"/>
+        </w:rPr>
+        <w:t>Redesigned the inspection history view (status badges, sticky header, pagination, search, export); fixed a duplicate-record bug and 403 errors on attachment images by correcting storage and access permissions.</w:t>
       </w:r>
     </w:p>
     <w:p>
@@ -513,7 +527,7 @@
           <w:i/>
           <w:sz w:val="18"/>
         </w:rPr>
-        <w:t>Laravel, Python, FastAPI</w:t>
+        <w:t>Laravel, Python, FastAPI, Qdrant, Docker Compose</w:t>
       </w:r>
     </w:p>
     <w:p>
@@ -541,7 +555,7 @@
           <w:b w:val="0"/>
           <w:i w:val="0"/>
         </w:rPr>
-        <w:t>Added SQL/database intelligence that lets users query structured data in natural language.</w:t>
+        <w:t>Built a multi-agent natural-language-to-SQL pipeline (retriever, query builder, SQL generator, and synthesizer agents) so users can query structured data in plain language.</w:t>
       </w:r>
     </w:p>
     <w:p>
@@ -555,7 +569,7 @@
           <w:b w:val="0"/>
           <w:i w:val="0"/>
         </w:rPr>
-        <w:t>Connected a Laravel front-end/API layer to a Python FastAPI service for AI processing.</w:t>
+        <w:t>Connected Laravel to the FastAPI service through API service classes, with role-based middleware and guest search limits.</w:t>
       </w:r>
     </w:p>
     <w:p>
@@ -582,7 +596,7 @@
           <w:i/>
           <w:sz w:val="18"/>
         </w:rPr>
-        <w:t>Laravel, Python, FastAPI</w:t>
+        <w:t>Laravel, Python, FastAPI, Claude API</w:t>
       </w:r>
     </w:p>
     <w:p>
@@ -596,7 +610,7 @@
           <w:b w:val="0"/>
           <w:i w:val="0"/>
         </w:rPr>
-        <w:t>Created a tender search platform with AI-assisted analysis over scraped tender data.</w:t>
+        <w:t>Created a tender search platform with AI-assisted analysis over scraped tender data, integrating the Claude API and web-research features through Laravel service classes.</w:t>
       </w:r>
     </w:p>
     <w:p>
@@ -610,7 +624,7 @@
           <w:b w:val="0"/>
           <w:i w:val="0"/>
         </w:rPr>
-        <w:t>Automated scraping workflows with status tracking and layered agent-based AI processing on top of database-driven tender intelligence.</w:t>
+        <w:t>Automated scraping workflows with run-status tracking, plus keyword-based search and notifications.</w:t>
       </w:r>
     </w:p>
     <w:p>
@@ -678,7 +692,7 @@
           <w:i/>
           <w:sz w:val="18"/>
         </w:rPr>
-        <w:t>Laravel, PHP, MySQL</w:t>
+        <w:t>CodeIgniter 4, PHP, MySQL</w:t>
       </w:r>
     </w:p>
     <w:p>
@@ -692,7 +706,7 @@
           <w:b w:val="0"/>
           <w:i w:val="0"/>
         </w:rPr>
-        <w:t>Delivered administrative and user-management modules, with reporting for administrative oversight, in a workflow-based application.</w:t>
+        <w:t>Delivered administrative and user-management modules with reporting for administrative oversight, and developed and revised mobile REST APIs, including changes for a security audit.</w:t>
       </w:r>
     </w:p>
     <w:p>
@@ -786,21 +800,7 @@
           <w:b w:val="0"/>
           <w:i w:val="0"/>
         </w:rPr>
-        <w:t>Worked with design, QA, and product teams to turn requirements into shipped features.</w:t>
-      </w:r>
-    </w:p>
-    <w:p>
-      <w:pPr>
-        <w:pStyle w:val="ListBullet"/>
-        <w:spacing w:before="0" w:after="20"/>
-        <w:ind w:left="312" w:hanging="227"/>
-      </w:pPr>
-      <w:r>
-        <w:rPr>
-          <w:b w:val="0"/>
-          <w:i w:val="0"/>
-        </w:rPr>
-        <w:t>Maintained version-controlled codebases in Git with consistent branching and code-review practices.</w:t>
+        <w:t>Worked with design, QA, and product teams to turn requirements into shipped features, using Git with consistent branching and code-review practices.</w:t>
       </w:r>
     </w:p>
     <w:p>
@@ -1037,7 +1037,7 @@
           <w:b w:val="0"/>
           <w:i w:val="0"/>
         </w:rPr>
-        <w:t>Founded and ran a retail snacks distribution business across four districts in Tamil Nadu, owning vendor relationships, inventory planning, and logistics before transitioning into web development.</w:t>
+        <w:t>Ran a snacks distribution business across four districts in Tamil Nadu (vendors, inventory, logistics) before moving into web development.</w:t>
       </w:r>
     </w:p>
     <w:p>
@@ -1093,7 +1093,7 @@
           <w:b w:val="0"/>
           <w:i w:val="0"/>
         </w:rPr>
-        <w:t>Laravel, Node.js, FastAPI, RESTful API Development</w:t>
+        <w:t>Laravel (Eloquent ORM, Queues and Jobs, Middleware, Sanctum), CodeIgniter 4, Node.js, FastAPI, RESTful API Development</w:t>
       </w:r>
     </w:p>
     <w:p>
@@ -1150,7 +1150,7 @@
           <w:b w:val="0"/>
           <w:i w:val="0"/>
         </w:rPr>
-        <w:t>MySQL, MongoDB</w:t>
+        <w:t>MySQL, MongoDB, Qdrant (vector database)</w:t>
       </w:r>
     </w:p>
     <w:p>
@@ -1169,7 +1169,7 @@
           <w:b w:val="0"/>
           <w:i w:val="0"/>
         </w:rPr>
-        <w:t>REST API Integration, Amazon SP API, Google Campaign APIs, Zoho Bigin, Razorpay, PayPal</w:t>
+        <w:t>REST API Integration, Firebase Cloud Messaging, Tally, Amazon SP API, Google Campaign APIs, Zoho Bigin, Razorpay, PayPal, Claude API, Groq API</w:t>
       </w:r>
     </w:p>
     <w:p>
@@ -1181,14 +1181,14 @@
           <w:b/>
           <w:i w:val="0"/>
         </w:rPr>
-        <w:t xml:space="preserve">Tools, Version Control, and Deployment: </w:t>
+        <w:t xml:space="preserve">Deployment and Development Tools: </w:t>
       </w:r>
       <w:r>
         <w:rPr>
           <w:b w:val="0"/>
           <w:i w:val="0"/>
         </w:rPr>
-        <w:t>Git, GitHub, NPM, Visual Studio Code, Production Deployment</w:t>
+        <w:t>Git, GitHub, PHPUnit, Supervisor, Docker Compose, NPM, Visual Studio Code, Production Deployment</w:t>
       </w:r>
     </w:p>
     <w:p>
@@ -1200,14 +1200,33 @@
           <w:b/>
           <w:i w:val="0"/>
         </w:rPr>
-        <w:t xml:space="preserve">AI, Automation, and Other Technologies: </w:t>
+        <w:t xml:space="preserve">AI and Automation (in applications): </w:t>
       </w:r>
       <w:r>
         <w:rPr>
           <w:b w:val="0"/>
           <w:i w:val="0"/>
         </w:rPr>
-        <w:t>RAG and LLM Integration, Natural-Language SQL Querying, Web Scraping (Selenium), Role-Based Access Control, Workflow and Approval Systems, Reporting and MIS Dashboards, Data Validation, Face Authentication, Geolocation-Based Attendance</w:t>
+        <w:t>RAG and LLM Integration, Natural-Language-to-SQL, Web Scraping (Selenium), Workflow and Approval Systems, Role-Based Access Control, Authentication and Authorization, Reporting and MIS Dashboards, Data Validation, Face Authentication, Geolocation-Based Attendance</w:t>
+      </w:r>
+    </w:p>
+    <w:p>
+      <w:pPr>
+        <w:spacing w:before="0" w:after="20"/>
+      </w:pPr>
+      <w:r>
+        <w:rPr>
+          <w:b/>
+          <w:i w:val="0"/>
+        </w:rPr>
+        <w:t xml:space="preserve">AI Tools &amp; AI-Assisted Development: </w:t>
+      </w:r>
+      <w:r>
+        <w:rPr>
+          <w:b w:val="0"/>
+          <w:i w:val="0"/>
+        </w:rPr>
+        <w:t>Claude (Anthropic), ChatGPT (OpenAI), Gemini (Google), Google Antigravity, and Groq as development-workflow tools for code generation, debugging, refactoring, technical research and documentation, UI implementation, and agent-based workflows</w:t>
       </w:r>
     </w:p>
     <w:p>
@@ -1240,30 +1259,7 @@
           <w:b w:val="0"/>
           <w:i w:val="0"/>
         </w:rPr>
-        <w:t>AI Foundations – OpenAI Academy</w:t>
-      </w:r>
-      <w:r>
-        <w:rPr>
-          <w:b w:val="0"/>
-          <w:i w:val="0"/>
-        </w:rPr>
-        <w:tab/>
-        <w:t>Aug 2026</w:t>
-      </w:r>
-    </w:p>
-    <w:p>
-      <w:pPr>
-        <w:tabs>
-          <w:tab w:pos="10318" w:val="right"/>
-        </w:tabs>
-        <w:spacing w:before="0" w:after="0"/>
-      </w:pPr>
-      <w:r>
-        <w:rPr>
-          <w:b w:val="0"/>
-          <w:i w:val="0"/>
-        </w:rPr>
-        <w:t>Claude 101 – Anthropic</w:t>
+        <w:t>AI Foundations – OpenAI Academy; Claude 101 – Anthropic</w:t>
       </w:r>
       <w:r>
         <w:rPr>
@@ -1327,7 +1323,7 @@
           <w:b w:val="0"/>
           <w:i w:val="0"/>
         </w:rPr>
-        <w:t>Class 12th, State Board</w:t>
+        <w:t>Class 12th (2012) and Class 10th (2010), State Board</w:t>
       </w:r>
       <w:r>
         <w:rPr>
@@ -1335,30 +1331,7 @@
           <w:i w:val="0"/>
         </w:rPr>
         <w:tab/>
-        <w:t>2012 | 70%</w:t>
-      </w:r>
-    </w:p>
-    <w:p>
-      <w:pPr>
-        <w:tabs>
-          <w:tab w:pos="10318" w:val="right"/>
-        </w:tabs>
-        <w:spacing w:before="0" w:after="0"/>
-      </w:pPr>
-      <w:r>
-        <w:rPr>
-          <w:b w:val="0"/>
-          <w:i w:val="0"/>
-        </w:rPr>
-        <w:t>Class 10th, State Board</w:t>
-      </w:r>
-      <w:r>
-        <w:rPr>
-          <w:b w:val="0"/>
-          <w:i w:val="0"/>
-        </w:rPr>
-        <w:tab/>
-        <w:t>2010 | 90.8%</w:t>
+        <w:t>70% | 90.8%</w:t>
       </w:r>
     </w:p>
     <w:p>
@@ -1390,26 +1363,12 @@
           <w:b w:val="0"/>
           <w:i w:val="0"/>
         </w:rPr>
-        <w:t>Good Job Award – Amazon Seller Account Handling (May 2023)</w:t>
-      </w:r>
-    </w:p>
-    <w:p>
-      <w:pPr>
-        <w:pStyle w:val="ListBullet"/>
-        <w:spacing w:before="0" w:after="20"/>
-        <w:ind w:left="312" w:hanging="227"/>
-      </w:pPr>
-      <w:r>
-        <w:rPr>
-          <w:b w:val="0"/>
-          <w:i w:val="0"/>
-        </w:rPr>
-        <w:t>Good Developer Recognition – Technical Integration Support (May 2024)</w:t>
+        <w:t>Good Job Award – Amazon Seller Account Handling (May 2023) | Good Developer Recognition – Technical Integration Support (May 2024)</w:t>
       </w:r>
     </w:p>
     <w:sectPr>
       <w:pgSz w:w="11906" w:h="16838"/>
-      <w:pgMar w:top="624" w:right="794" w:bottom="624" w:left="794" w:header="720" w:footer="720" w:gutter="0"/>
+      <w:pgMar w:top="567" w:right="794" w:bottom="567" w:left="794" w:header="720" w:footer="720" w:gutter="0"/>
       <w:cols w:space="720"/>
       <w:docGrid w:linePitch="360"/>
     </w:sectPr>
@@ -1781,7 +1740,7 @@
     <w:qFormat/>
     <w:rsid w:val="00FC693F"/>
     <w:pPr>
-      <w:spacing w:after="0" w:before="0" w:line="259" w:lineRule="auto"/>
+      <w:spacing w:after="0" w:before="0" w:line="240" w:lineRule="auto"/>
     </w:pPr>
     <w:rPr>
       <w:rFonts w:ascii="Calibri" w:hAnsi="Calibri" w:eastAsia="Calibri"/>
